--- a/travel/2026-10_JIPF83/出張報告書_日本財政学会第83回大会_本文.docx
+++ b/travel/2026-10_JIPF83/出張報告書_日本財政学会第83回大会_本文.docx
@@ -356,7 +356,7 @@
         <w:pStyle w:val="ListBullet"/>
       </w:pPr>
       <w:r>
-        <w:t>10月17日（土）　分科会A-1「外国財政１」、分科会B-1「外国財政２」、シンポジウム「脱デフレ下の日本経済と経済財政運営の針路」、会員総会</w:t>
+        <w:t>10月17日（土）　分科会A-2「所得税１」、分科会B-1「外国財政２」、シンポジウム「脱デフレ下の日本経済と経済財政運営の針路」、会員総会</w:t>
       </w:r>
     </w:p>
     <w:p>
@@ -372,7 +372,15 @@
         <w:rPr>
           <w:b w:val="0"/>
         </w:rPr>
-        <w:t>【所感・得た知見を記入（任意）】</w:t>
+        <w:t>分科会A-2では、野村容康先生（獨協大学）の報告「フィンランドにおける個人所得税の再分配効果ー二元的所得税制下の分析」を聴講した。報告者はこれまで、フィンランドの地方財政を政府間財政移転やEU補助金、自治体企業の側から捉えてきたが、勤労所得と資本所得を分けて課税する二元的所得税制が、地方所得税を含む税制全体の再分配にどう作用しているかという点には十分に目を向けてこなかった。自治体の財源基盤を論じるうえで、国税と地方税の組み合わせ方そのものを検討の対象に含める必要があることに気づかされた。</w:t>
+      </w:r>
+    </w:p>
+    <w:p>
+      <w:r>
+        <w:rPr>
+          <w:b w:val="0"/>
+        </w:rPr>
+        <w:t>企画④「地域課題の創造的解決の財政論」では、観光まちづくりを担う地域の人的資源、コモンズ管理から財政学への示唆、人口減少時代の公共投資と地域的公共性の3報告を聴講した。いずれも地域の主体が資源をどう管理し、どう公共性を担うかを財政の観点から問うものであり、本報告で枠組みの出発点に置いた内発的発展論を改めて見直すきっかけとなった。討論者から指摘を受けたレジリエンス論との接続を考えるうえでも、地域の主体と財源の関係をどう評価に組み込むかという論点として生かしたい。</w:t>
       </w:r>
     </w:p>
     <w:p>
